--- a/docs/Proyecto_M3.docx
+++ b/docs/Proyecto_M3.docx
@@ -764,15 +764,7 @@
                 <w:bCs/>
                 <w:lang w:val="es-PE"/>
               </w:rPr>
-              <w:t>nivel de riesgo</w:t>
-            </w:r>
-            <w:r>
-              <w:rPr>
-                <w:b/>
-                <w:bCs/>
-                <w:lang w:val="es-PE"/>
-              </w:rPr>
-              <w:t xml:space="preserve"> = 1, 2 o 3</w:t>
+              <w:t>nivel de riesgo = 1, 2 o 3</w:t>
             </w:r>
             <w:r>
               <w:rPr>
@@ -790,15 +782,7 @@
                 <w:bCs/>
                 <w:lang w:val="es-PE"/>
               </w:rPr>
-              <w:t>aprobado</w:t>
-            </w:r>
-            <w:r>
-              <w:rPr>
-                <w:b/>
-                <w:bCs/>
-                <w:lang w:val="es-PE"/>
-              </w:rPr>
-              <w:t xml:space="preserve">, </w:t>
+              <w:t xml:space="preserve">aprobado, </w:t>
             </w:r>
             <w:proofErr w:type="spellStart"/>
             <w:r>
@@ -826,15 +810,7 @@
                 <w:bCs/>
                 <w:lang w:val="es-PE"/>
               </w:rPr>
-              <w:t xml:space="preserve">, </w:t>
-            </w:r>
-            <w:r>
-              <w:rPr>
-                <w:b/>
-                <w:bCs/>
-                <w:lang w:val="es-PE"/>
-              </w:rPr>
-              <w:t>rechazado</w:t>
+              <w:t>, rechazado</w:t>
             </w:r>
             <w:r>
               <w:rPr>
@@ -1179,7 +1155,7 @@
           <w:color w:val="0B2E83"/>
           <w:lang w:val="es-PE"/>
         </w:rPr>
-        <w:t>4. O</w:t>
+        <w:t xml:space="preserve">4. </w:t>
       </w:r>
       <w:proofErr w:type="spellStart"/>
       <w:r>
@@ -1188,7 +1164,7 @@
           <w:color w:val="0B2E83"/>
           <w:lang w:val="es-PE"/>
         </w:rPr>
-        <w:t>pcion</w:t>
+        <w:t>Opcion</w:t>
       </w:r>
       <w:proofErr w:type="spellEnd"/>
       <w:r>
@@ -3730,6 +3706,10 @@
     <w:p>
       <w:pPr>
         <w:pStyle w:val="Listaconvietas"/>
+        <w:numPr>
+          <w:ilvl w:val="0"/>
+          <w:numId w:val="12"/>
+        </w:numPr>
         <w:spacing w:after="80"/>
         <w:rPr>
           <w:lang w:val="es-PE"/>
@@ -3739,49 +3719,35 @@
         <w:rPr>
           <w:lang w:val="es-PE"/>
         </w:rPr>
-        <w:t xml:space="preserve">Nombre del proyecto y </w:t>
-      </w:r>
-      <w:proofErr w:type="spellStart"/>
-      <w:r>
-        <w:rPr>
-          <w:lang w:val="es-PE"/>
-        </w:rPr>
-        <w:t>opcion</w:t>
-      </w:r>
-      <w:proofErr w:type="spellEnd"/>
-      <w:r>
-        <w:rPr>
-          <w:lang w:val="es-PE"/>
-        </w:rPr>
-        <w:t xml:space="preserve"> elegida.</w:t>
+        <w:t>NOMBRE DEL PROYECTO Y OPCION ELEGIDA.</w:t>
       </w:r>
     </w:p>
     <w:p>
       <w:pPr>
         <w:pStyle w:val="Listaconvietas"/>
+        <w:numPr>
+          <w:ilvl w:val="0"/>
+          <w:numId w:val="12"/>
+        </w:numPr>
         <w:spacing w:after="80"/>
         <w:rPr>
           <w:lang w:val="es-PE"/>
         </w:rPr>
       </w:pPr>
-      <w:proofErr w:type="spellStart"/>
-      <w:r>
-        <w:rPr>
-          <w:lang w:val="es-PE"/>
-        </w:rPr>
-        <w:t>Descripcion</w:t>
-      </w:r>
-      <w:proofErr w:type="spellEnd"/>
-      <w:r>
-        <w:rPr>
-          <w:lang w:val="es-PE"/>
-        </w:rPr>
-        <w:t xml:space="preserve"> breve del caso de negocio.</w:t>
+      <w:r>
+        <w:rPr>
+          <w:lang w:val="es-PE"/>
+        </w:rPr>
+        <w:t>DESCRIPCION BREVE DEL CASO DE NEGOCIO.</w:t>
       </w:r>
     </w:p>
     <w:p>
       <w:pPr>
         <w:pStyle w:val="Listaconvietas"/>
+        <w:numPr>
+          <w:ilvl w:val="0"/>
+          <w:numId w:val="12"/>
+        </w:numPr>
         <w:spacing w:after="80"/>
         <w:rPr>
           <w:lang w:val="es-PE"/>
@@ -3791,49 +3757,35 @@
         <w:rPr>
           <w:lang w:val="es-PE"/>
         </w:rPr>
-        <w:t xml:space="preserve">Diagrama o </w:t>
-      </w:r>
-      <w:proofErr w:type="spellStart"/>
-      <w:r>
-        <w:rPr>
-          <w:lang w:val="es-PE"/>
-        </w:rPr>
-        <w:t>descripcion</w:t>
-      </w:r>
-      <w:proofErr w:type="spellEnd"/>
-      <w:r>
-        <w:rPr>
-          <w:lang w:val="es-PE"/>
-        </w:rPr>
-        <w:t xml:space="preserve"> del flujo del grafo.</w:t>
+        <w:t>DIAGRAMA O DESCRIPCION DEL FLUJO DEL GRAFO.</w:t>
       </w:r>
     </w:p>
     <w:p>
       <w:pPr>
         <w:pStyle w:val="Listaconvietas"/>
+        <w:numPr>
+          <w:ilvl w:val="0"/>
+          <w:numId w:val="12"/>
+        </w:numPr>
         <w:spacing w:after="80"/>
         <w:rPr>
           <w:lang w:val="es-PE"/>
         </w:rPr>
       </w:pPr>
-      <w:proofErr w:type="spellStart"/>
-      <w:r>
-        <w:rPr>
-          <w:lang w:val="es-PE"/>
-        </w:rPr>
-        <w:t>Explicacion</w:t>
-      </w:r>
-      <w:proofErr w:type="spellEnd"/>
-      <w:r>
-        <w:rPr>
-          <w:lang w:val="es-PE"/>
-        </w:rPr>
-        <w:t xml:space="preserve"> del estado y campos principales.</w:t>
+      <w:r>
+        <w:rPr>
+          <w:lang w:val="es-PE"/>
+        </w:rPr>
+        <w:t>EXPLICACION DEL ESTADO Y CAMPOS PRINCIPALES.</w:t>
       </w:r>
     </w:p>
     <w:p>
       <w:pPr>
         <w:pStyle w:val="Listaconvietas"/>
+        <w:numPr>
+          <w:ilvl w:val="0"/>
+          <w:numId w:val="12"/>
+        </w:numPr>
         <w:spacing w:after="80"/>
         <w:rPr>
           <w:lang w:val="es-PE"/>
@@ -3843,63 +3795,35 @@
         <w:rPr>
           <w:lang w:val="es-PE"/>
         </w:rPr>
-        <w:t>Lista de nodos y responsabilidad de cada uno.</w:t>
+        <w:t>LISTA DE NODOS Y RESPONSABILIDAD DE CADA UNO.</w:t>
       </w:r>
     </w:p>
     <w:p>
       <w:pPr>
         <w:pStyle w:val="Listaconvietas"/>
+        <w:numPr>
+          <w:ilvl w:val="0"/>
+          <w:numId w:val="12"/>
+        </w:numPr>
         <w:spacing w:after="80"/>
         <w:rPr>
           <w:lang w:val="es-PE"/>
         </w:rPr>
       </w:pPr>
-      <w:proofErr w:type="spellStart"/>
-      <w:r>
-        <w:rPr>
-          <w:lang w:val="es-PE"/>
-        </w:rPr>
-        <w:t>Explicacion</w:t>
-      </w:r>
-      <w:proofErr w:type="spellEnd"/>
-      <w:r>
-        <w:rPr>
-          <w:lang w:val="es-PE"/>
-        </w:rPr>
-        <w:t xml:space="preserve"> de </w:t>
-      </w:r>
-      <w:proofErr w:type="spellStart"/>
-      <w:r>
-        <w:rPr>
-          <w:lang w:val="es-PE"/>
-        </w:rPr>
-        <w:t>checkpoints</w:t>
-      </w:r>
-      <w:proofErr w:type="spellEnd"/>
-      <w:r>
-        <w:rPr>
-          <w:lang w:val="es-PE"/>
-        </w:rPr>
-        <w:t xml:space="preserve"> y </w:t>
-      </w:r>
-      <w:proofErr w:type="spellStart"/>
-      <w:r>
-        <w:rPr>
-          <w:lang w:val="es-PE"/>
-        </w:rPr>
-        <w:t>thread_id</w:t>
-      </w:r>
-      <w:proofErr w:type="spellEnd"/>
-      <w:r>
-        <w:rPr>
-          <w:lang w:val="es-PE"/>
-        </w:rPr>
-        <w:t>.</w:t>
+      <w:r>
+        <w:rPr>
+          <w:lang w:val="es-PE"/>
+        </w:rPr>
+        <w:t>EXPLICACION DE CHECKPOINTS Y THREAD_ID.</w:t>
       </w:r>
     </w:p>
     <w:p>
       <w:pPr>
         <w:pStyle w:val="Listaconvietas"/>
+        <w:numPr>
+          <w:ilvl w:val="0"/>
+          <w:numId w:val="12"/>
+        </w:numPr>
         <w:spacing w:after="80"/>
         <w:rPr>
           <w:lang w:val="es-PE"/>
@@ -3909,26 +3833,16 @@
         <w:rPr>
           <w:lang w:val="es-PE"/>
         </w:rPr>
-        <w:t xml:space="preserve">Instrucciones de </w:t>
-      </w:r>
-      <w:proofErr w:type="spellStart"/>
-      <w:r>
-        <w:rPr>
-          <w:lang w:val="es-PE"/>
-        </w:rPr>
-        <w:t>instalacion</w:t>
-      </w:r>
-      <w:proofErr w:type="spellEnd"/>
-      <w:r>
-        <w:rPr>
-          <w:lang w:val="es-PE"/>
-        </w:rPr>
-        <w:t>.</w:t>
+        <w:t>INSTRUCCIONES DE INSTALACION.</w:t>
       </w:r>
     </w:p>
     <w:p>
       <w:pPr>
         <w:pStyle w:val="Listaconvietas"/>
+        <w:numPr>
+          <w:ilvl w:val="0"/>
+          <w:numId w:val="12"/>
+        </w:numPr>
         <w:spacing w:after="80"/>
         <w:rPr>
           <w:lang w:val="es-PE"/>
@@ -3938,26 +3852,16 @@
         <w:rPr>
           <w:lang w:val="es-PE"/>
         </w:rPr>
-        <w:t xml:space="preserve">Instrucciones de </w:t>
-      </w:r>
-      <w:proofErr w:type="spellStart"/>
-      <w:r>
-        <w:rPr>
-          <w:lang w:val="es-PE"/>
-        </w:rPr>
-        <w:t>ejecucion</w:t>
-      </w:r>
-      <w:proofErr w:type="spellEnd"/>
-      <w:r>
-        <w:rPr>
-          <w:lang w:val="es-PE"/>
-        </w:rPr>
-        <w:t>.</w:t>
+        <w:t>INSTRUCCIONES DE EJECUCION.</w:t>
       </w:r>
     </w:p>
     <w:p>
       <w:pPr>
         <w:pStyle w:val="Listaconvietas"/>
+        <w:numPr>
+          <w:ilvl w:val="0"/>
+          <w:numId w:val="12"/>
+        </w:numPr>
         <w:spacing w:after="80"/>
         <w:rPr>
           <w:lang w:val="es-PE"/>
@@ -3967,54 +3871,16 @@
         <w:rPr>
           <w:lang w:val="es-PE"/>
         </w:rPr>
-        <w:t xml:space="preserve">Como reproducir replay, </w:t>
-      </w:r>
-      <w:proofErr w:type="spellStart"/>
-      <w:r>
-        <w:rPr>
-          <w:lang w:val="es-PE"/>
-        </w:rPr>
-        <w:t>fork</w:t>
-      </w:r>
-      <w:proofErr w:type="spellEnd"/>
-      <w:r>
-        <w:rPr>
-          <w:lang w:val="es-PE"/>
-        </w:rPr>
-        <w:t xml:space="preserve"> o </w:t>
-      </w:r>
-      <w:proofErr w:type="spellStart"/>
-      <w:r>
-        <w:rPr>
-          <w:lang w:val="es-PE"/>
-        </w:rPr>
-        <w:t>aprobacion</w:t>
-      </w:r>
-      <w:proofErr w:type="spellEnd"/>
-      <w:r>
-        <w:rPr>
-          <w:lang w:val="es-PE"/>
-        </w:rPr>
-        <w:t xml:space="preserve"> humana </w:t>
-      </w:r>
-      <w:proofErr w:type="spellStart"/>
-      <w:r>
-        <w:rPr>
-          <w:lang w:val="es-PE"/>
-        </w:rPr>
-        <w:t>segun</w:t>
-      </w:r>
-      <w:proofErr w:type="spellEnd"/>
-      <w:r>
-        <w:rPr>
-          <w:lang w:val="es-PE"/>
-        </w:rPr>
-        <w:t xml:space="preserve"> corresponda.</w:t>
+        <w:t>COMO REPRODUCIR REPLAY, FORK O APROBACION HUMANA SEGUN CORRESPONDA.</w:t>
       </w:r>
     </w:p>
     <w:p>
       <w:pPr>
         <w:pStyle w:val="Listaconvietas"/>
+        <w:numPr>
+          <w:ilvl w:val="0"/>
+          <w:numId w:val="12"/>
+        </w:numPr>
         <w:spacing w:after="80"/>
         <w:rPr>
           <w:lang w:val="es-PE"/>
@@ -4024,7 +3890,7 @@
         <w:rPr>
           <w:lang w:val="es-PE"/>
         </w:rPr>
-        <w:t>Capturas o resultado esperado de la demo.</w:t>
+        <w:t>CAPTURAS O RESULTADO ESPERADO DE LA DEMO.</w:t>
       </w:r>
     </w:p>
     <w:p>
@@ -4758,7 +4624,7 @@
                 <w:sz w:val="17"/>
                 <w:lang w:val="es-PE"/>
               </w:rPr>
-              <w:t>4. E</w:t>
+              <w:t xml:space="preserve">4. </w:t>
             </w:r>
             <w:proofErr w:type="spellStart"/>
             <w:r>
@@ -4766,7 +4632,7 @@
                 <w:sz w:val="17"/>
                 <w:lang w:val="es-PE"/>
               </w:rPr>
-              <w:t>jecucion</w:t>
+              <w:t>Ejecucion</w:t>
             </w:r>
             <w:proofErr w:type="spellEnd"/>
             <w:r>
@@ -5992,7 +5858,7 @@
   <w:abstractNum w:abstractNumId="8" w15:restartNumberingAfterBreak="0">
     <w:nsid w:val="FFFFFF89"/>
     <w:multiLevelType w:val="singleLevel"/>
-    <w:tmpl w:val="11A65736"/>
+    <w:tmpl w:val="E2A0DA22"/>
     <w:lvl w:ilvl="0">
       <w:start w:val="1"/>
       <w:numFmt w:val="bullet"/>
@@ -6121,6 +5987,92 @@
       <w:rPr>
         <w:rFonts w:ascii="Wingdings" w:hAnsi="Wingdings" w:hint="default"/>
       </w:rPr>
+    </w:lvl>
+  </w:abstractNum>
+  <w:abstractNum w:abstractNumId="10" w15:restartNumberingAfterBreak="0">
+    <w:nsid w:val="5AD02F52"/>
+    <w:multiLevelType w:val="hybridMultilevel"/>
+    <w:tmpl w:val="40160E04"/>
+    <w:lvl w:ilvl="0" w:tplc="280A000F">
+      <w:start w:val="1"/>
+      <w:numFmt w:val="decimal"/>
+      <w:lvlText w:val="%1."/>
+      <w:lvlJc w:val="left"/>
+      <w:pPr>
+        <w:ind w:left="360" w:hanging="360"/>
+      </w:pPr>
+    </w:lvl>
+    <w:lvl w:ilvl="1" w:tplc="280A0019" w:tentative="1">
+      <w:start w:val="1"/>
+      <w:numFmt w:val="lowerLetter"/>
+      <w:lvlText w:val="%2."/>
+      <w:lvlJc w:val="left"/>
+      <w:pPr>
+        <w:ind w:left="1080" w:hanging="360"/>
+      </w:pPr>
+    </w:lvl>
+    <w:lvl w:ilvl="2" w:tplc="280A001B" w:tentative="1">
+      <w:start w:val="1"/>
+      <w:numFmt w:val="lowerRoman"/>
+      <w:lvlText w:val="%3."/>
+      <w:lvlJc w:val="right"/>
+      <w:pPr>
+        <w:ind w:left="1800" w:hanging="180"/>
+      </w:pPr>
+    </w:lvl>
+    <w:lvl w:ilvl="3" w:tplc="280A000F" w:tentative="1">
+      <w:start w:val="1"/>
+      <w:numFmt w:val="decimal"/>
+      <w:lvlText w:val="%4."/>
+      <w:lvlJc w:val="left"/>
+      <w:pPr>
+        <w:ind w:left="2520" w:hanging="360"/>
+      </w:pPr>
+    </w:lvl>
+    <w:lvl w:ilvl="4" w:tplc="280A0019" w:tentative="1">
+      <w:start w:val="1"/>
+      <w:numFmt w:val="lowerLetter"/>
+      <w:lvlText w:val="%5."/>
+      <w:lvlJc w:val="left"/>
+      <w:pPr>
+        <w:ind w:left="3240" w:hanging="360"/>
+      </w:pPr>
+    </w:lvl>
+    <w:lvl w:ilvl="5" w:tplc="280A001B" w:tentative="1">
+      <w:start w:val="1"/>
+      <w:numFmt w:val="lowerRoman"/>
+      <w:lvlText w:val="%6."/>
+      <w:lvlJc w:val="right"/>
+      <w:pPr>
+        <w:ind w:left="3960" w:hanging="180"/>
+      </w:pPr>
+    </w:lvl>
+    <w:lvl w:ilvl="6" w:tplc="280A000F" w:tentative="1">
+      <w:start w:val="1"/>
+      <w:numFmt w:val="decimal"/>
+      <w:lvlText w:val="%7."/>
+      <w:lvlJc w:val="left"/>
+      <w:pPr>
+        <w:ind w:left="4680" w:hanging="360"/>
+      </w:pPr>
+    </w:lvl>
+    <w:lvl w:ilvl="7" w:tplc="280A0019" w:tentative="1">
+      <w:start w:val="1"/>
+      <w:numFmt w:val="lowerLetter"/>
+      <w:lvlText w:val="%8."/>
+      <w:lvlJc w:val="left"/>
+      <w:pPr>
+        <w:ind w:left="5400" w:hanging="360"/>
+      </w:pPr>
+    </w:lvl>
+    <w:lvl w:ilvl="8" w:tplc="280A001B" w:tentative="1">
+      <w:start w:val="1"/>
+      <w:numFmt w:val="lowerRoman"/>
+      <w:lvlText w:val="%9."/>
+      <w:lvlJc w:val="right"/>
+      <w:pPr>
+        <w:ind w:left="6120" w:hanging="180"/>
+      </w:pPr>
     </w:lvl>
   </w:abstractNum>
   <w:num w:numId="1" w16cid:durableId="1761949091">
@@ -6155,6 +6107,9 @@
   </w:num>
   <w:num w:numId="11" w16cid:durableId="1019159980">
     <w:abstractNumId w:val="7"/>
+  </w:num>
+  <w:num w:numId="12" w16cid:durableId="1739550389">
+    <w:abstractNumId w:val="10"/>
   </w:num>
 </w:numbering>
 </file>
@@ -6767,6 +6722,7 @@
   <w:style w:type="character" w:default="1" w:styleId="Fuentedeprrafopredeter">
     <w:name w:val="Default Paragraph Font"/>
     <w:uiPriority w:val="1"/>
+    <w:semiHidden/>
     <w:unhideWhenUsed/>
   </w:style>
   <w:style w:type="table" w:default="1" w:styleId="Tablanormal">
